--- a/Sprint20260921-20261002/HERO-69098_20260930_120214.docx
+++ b/Sprint20260921-20261002/HERO-69098_20260930_120214.docx
@@ -1713,178 +1713,6 @@
         <w:t>6. No configuration change is required; existing TMS configurations are reused.</w:t>
       </w:r>
     </w:p>
-    <w:p>
-      <w:pPr>
-        <w:spacing w:before="200" w:after="120"/>
-      </w:pPr>
-      <w:r>
-        <w:rPr>
-          <w:rFonts w:ascii="Arial" w:hAnsi="Arial" w:eastAsia="Arial" w:cs="Arial"/>
-          <w:b/>
-          <w:color w:val="000000"/>
-          <w:sz w:val="26"/>
-          <w:u w:val="single"/>
-        </w:rPr>
-        <w:t>Appendix</w:t>
-      </w:r>
-    </w:p>
-    <w:p>
-      <w:pPr>
-        <w:spacing w:before="0" w:after="80"/>
-      </w:pPr>
-      <w:r>
-        <w:rPr>
-          <w:rFonts w:ascii="Arial" w:hAnsi="Arial" w:eastAsia="Arial" w:cs="Arial"/>
-          <w:b w:val="0"/>
-          <w:color w:val="000000"/>
-          <w:sz w:val="20"/>
-          <w:u w:val="none"/>
-        </w:rPr>
-        <w:t>Release Notes excerpt – Enhancement: [Jira-69098] PHP 8.3/8.5 Compatibility Hardening – TMS Module</w:t>
-      </w:r>
-    </w:p>
-    <w:p>
-      <w:pPr>
-        <w:spacing w:before="0" w:after="80"/>
-      </w:pPr>
-      <w:r>
-        <w:rPr>
-          <w:rFonts w:ascii="Arial" w:hAnsi="Arial" w:eastAsia="Arial" w:cs="Arial"/>
-          <w:b w:val="0"/>
-          <w:color w:val="000000"/>
-          <w:sz w:val="20"/>
-          <w:u w:val="none"/>
-        </w:rPr>
-        <w:t>Description:</w:t>
-      </w:r>
-    </w:p>
-    <w:p>
-      <w:pPr>
-        <w:spacing w:before="0" w:after="40"/>
-        <w:ind w:left="720" w:hanging="240"/>
-      </w:pPr>
-      <w:r>
-        <w:rPr>
-          <w:rFonts w:ascii="Arial" w:hAnsi="Arial" w:eastAsia="Arial" w:cs="Arial"/>
-          <w:b w:val="0"/>
-          <w:color w:val="000000"/>
-          <w:sz w:val="20"/>
-          <w:u w:val="none"/>
-        </w:rPr>
-        <w:t>1. Hardened TMS backend PHP code for PHP 8.3 and 8.5 by replacing deprecated list() destructuring with safe array index access in reservation import jobs, API components, theme setup, and admin listing pages. Business logic on valid data paths is unchanged.</w:t>
-      </w:r>
-    </w:p>
-    <w:p>
-      <w:pPr>
-        <w:spacing w:before="0" w:after="40"/>
-        <w:ind w:left="720" w:hanging="240"/>
-      </w:pPr>
-      <w:r>
-        <w:rPr>
-          <w:rFonts w:ascii="Arial" w:hAnsi="Arial" w:eastAsia="Arial" w:cs="Arial"/>
-          <w:b w:val="0"/>
-          <w:color w:val="000000"/>
-          <w:sz w:val="20"/>
-          <w:u w:val="none"/>
-        </w:rPr>
-        <w:t>2. Added guards before reading keys from json_decode() results in Open API reservation and table allotment flows, preventing TypeError when decoded JSON is invalid or empty.</w:t>
-      </w:r>
-    </w:p>
-    <w:p>
-      <w:pPr>
-        <w:spacing w:before="0" w:after="40"/>
-        <w:ind w:left="720" w:hanging="240"/>
-      </w:pPr>
-      <w:r>
-        <w:rPr>
-          <w:rFonts w:ascii="Arial" w:hAnsi="Arial" w:eastAsia="Arial" w:cs="Arial"/>
-          <w:b w:val="0"/>
-          <w:color w:val="000000"/>
-          <w:sz w:val="20"/>
-          <w:u w:val="none"/>
-        </w:rPr>
-        <w:t>3. Normalized admin cookie sorting parsing on Functions, Print Variables, and Message Variables listing pages without changing sort behavior when cookie data is valid.</w:t>
-      </w:r>
-    </w:p>
-    <w:p>
-      <w:pPr>
-        <w:spacing w:before="0" w:after="80"/>
-      </w:pPr>
-      <w:r>
-        <w:rPr>
-          <w:rFonts w:ascii="Arial" w:hAnsi="Arial" w:eastAsia="Arial" w:cs="Arial"/>
-          <w:b w:val="0"/>
-          <w:color w:val="000000"/>
-          <w:sz w:val="20"/>
-          <w:u w:val="none"/>
-        </w:rPr>
-        <w:t>Setup:</w:t>
-      </w:r>
-    </w:p>
-    <w:p>
-      <w:pPr>
-        <w:spacing w:before="0" w:after="40"/>
-        <w:ind w:left="720" w:hanging="240"/>
-      </w:pPr>
-      <w:r>
-        <w:rPr>
-          <w:rFonts w:ascii="Arial" w:hAnsi="Arial" w:eastAsia="Arial" w:cs="Arial"/>
-          <w:b w:val="0"/>
-          <w:color w:val="000000"/>
-          <w:sz w:val="20"/>
-          <w:u w:val="none"/>
-        </w:rPr>
-        <w:t>1. No configuration change is required. Make sure the updated coding runs normally in a PHP 8.3 or 8.5 environment.</w:t>
-      </w:r>
-    </w:p>
-    <w:p>
-      <w:pPr>
-        <w:spacing w:before="0" w:after="40"/>
-        <w:ind w:left="720" w:hanging="240"/>
-      </w:pPr>
-      <w:r>
-        <w:rPr>
-          <w:rFonts w:ascii="Arial" w:hAnsi="Arial" w:eastAsia="Arial" w:cs="Arial"/>
-          <w:b w:val="0"/>
-          <w:color w:val="000000"/>
-          <w:sz w:val="20"/>
-          <w:u w:val="none"/>
-        </w:rPr>
-        <w:t>2. list() / foreach list() to array index: run Gourmate Table reservation import with a sample file containing pipe-delimited fields; confirm import completes without PHP errors. Reference: [Jira-48003] TMS2.0 - Enhancement of Gourmate Table Import Reservation Shell for Data Mapping - Shell.</w:t>
-      </w:r>
-    </w:p>
-    <w:p>
-      <w:pPr>
-        <w:spacing w:before="0" w:after="40"/>
-        <w:ind w:left="720" w:hanging="240"/>
-      </w:pPr>
-      <w:r>
-        <w:rPr>
-          <w:rFonts w:ascii="Arial" w:hAnsi="Arial" w:eastAsia="Arial" w:cs="Arial"/>
-          <w:b w:val="0"/>
-          <w:color w:val="000000"/>
-          <w:sz w:val="20"/>
-          <w:u w:val="none"/>
-        </w:rPr>
-        <w:t>3. json_decode()[key] guards: deposit receipt guard via edit reservation + update deposit (API deposits.edit + DB rpay_receipt, Jira-68441); outs_params guard via walk-in edit reservation with outlet suspend_pos_table_status_update turned on (Admin outs_params + API walk-in POST, Jira-68441); table allotment with book_limit_children in JSON params to confirm child booking limits apply as before (Admin tbal_params + API children, Jira-20880).</w:t>
-      </w:r>
-    </w:p>
-    <w:p>
-      <w:pPr>
-        <w:spacing w:before="0" w:after="40"/>
-        <w:ind w:left="720" w:hanging="240"/>
-      </w:pPr>
-      <w:r>
-        <w:rPr>
-          <w:rFonts w:ascii="Arial" w:hAnsi="Arial" w:eastAsia="Arial" w:cs="Arial"/>
-          <w:b w:val="0"/>
-          <w:color w:val="000000"/>
-          <w:sz w:val="20"/>
-          <w:u w:val="none"/>
-        </w:rPr>
-        <w:t>4. Admin cookie sorting: on [Table Management System &gt; Authority Control &gt; Functions], click a column header to sort, refresh and confirm sort order persists; repeat on [Table Management System &gt; Printing Setup &gt; Print Variables] and [Table Management System &gt; Message Setup &gt; Message Variables].</w:t>
-      </w:r>
-    </w:p>
     <w:sectPr>
       <w:pgSz w:w="12240" w:h="15840"/>
       <w:pgMar w:top="1440" w:right="1800" w:bottom="1440" w:left="1800" w:header="720" w:footer="720" w:gutter="0"/>
